--- a/mps-nivel-c/oficial/04_registros/PROFARMA_Cadastro-de-Clientes/ATA-PROFARMA01-001_Ata-de-Kickoff.docx
+++ b/mps-nivel-c/oficial/04_registros/PROFARMA_Cadastro-de-Clientes/ATA-PROFARMA01-001_Ata-de-Kickoff.docx
@@ -34,7 +34,7 @@
           <w:color w:val="555555"/>
           <w:sz w:val="20"/>
         </w:rPr>
-        <w:t>ATA-PROFARMA01-001   ·   Versão Data   ·   28/04/2025   ·   Timeware Brasil</w:t>
+        <w:t>ATA-PROFARMA01-001   ·   Versão 1.0   ·   28/04/2025   ·   Timeware Brasil</w:t>
       </w:r>
     </w:p>
     <w:p>
@@ -4779,7 +4779,7 @@
         <w:color w:val="555555"/>
         <w:sz w:val="16"/>
       </w:rPr>
-      <w:t>vData  ·  28/04/2025</w:t>
+      <w:t>v1.0  ·  28/04/2025</w:t>
     </w:r>
     <w:r>
       <w:tab/>
@@ -4841,7 +4841,7 @@
         <w:color w:val="555555"/>
         <w:sz w:val="16"/>
       </w:rPr>
-      <w:t>vData  ·  28/04/2025</w:t>
+      <w:t>v1.0  ·  28/04/2025</w:t>
     </w:r>
     <w:r>
       <w:tab/>

--- a/mps-nivel-c/oficial/04_registros/PROFARMA_Cadastro-de-Clientes/ATA-PROFARMA01-001_Ata-de-Kickoff.docx
+++ b/mps-nivel-c/oficial/04_registros/PROFARMA_Cadastro-de-Clientes/ATA-PROFARMA01-001_Ata-de-Kickoff.docx
@@ -798,7 +798,7 @@
                 <w:i w:val="0"/>
                 <w:sz w:val="20"/>
               </w:rPr>
-              <w:t>Tiago Nascimento</w:t>
+              <w:t>Cézar Hiraki Velázquez</w:t>
             </w:r>
           </w:p>
         </w:tc>
@@ -848,7 +848,7 @@
                 <w:i w:val="0"/>
                 <w:sz w:val="20"/>
               </w:rPr>
-              <w:t>Tech Lead</w:t>
+              <w:t>Tech Lead / DevOps / Arquiteto</w:t>
             </w:r>
           </w:p>
         </w:tc>
@@ -879,170 +879,7 @@
                 <w:i w:val="0"/>
                 <w:sz w:val="20"/>
               </w:rPr>
-              <w:t>Erick Coelho</w:t>
-            </w:r>
-          </w:p>
-        </w:tc>
-        <w:tc>
-          <w:tcPr>
-            <w:tcW w:type="dxa" w:w="2967"/>
-            <w:tcMar>
-              <w:top w:w="60" w:type="dxa"/>
-              <w:bottom w:w="60" w:type="dxa"/>
-              <w:left w:w="100" w:type="dxa"/>
-              <w:right w:w="100" w:type="dxa"/>
-            </w:tcMar>
-            <w:shd w:val="clear" w:color="auto" w:fill="EBF5FB"/>
-          </w:tcPr>
-          <w:p>
-            <w:pPr>
-              <w:spacing w:before="40" w:after="40"/>
-            </w:pPr>
-            <w:r>
-              <w:rPr>
-                <w:rFonts w:ascii="Calibri" w:hAnsi="Calibri"/>
-                <w:b w:val="0"/>
-                <w:i w:val="0"/>
-                <w:sz w:val="20"/>
-              </w:rPr>
-              <w:t>Timeware</w:t>
-            </w:r>
-          </w:p>
-        </w:tc>
-        <w:tc>
-          <w:tcPr>
-            <w:tcW w:type="dxa" w:w="2967"/>
-            <w:tcMar>
-              <w:top w:w="60" w:type="dxa"/>
-              <w:bottom w:w="60" w:type="dxa"/>
-              <w:left w:w="100" w:type="dxa"/>
-              <w:right w:w="100" w:type="dxa"/>
-            </w:tcMar>
-            <w:shd w:val="clear" w:color="auto" w:fill="EBF5FB"/>
-          </w:tcPr>
-          <w:p>
-            <w:pPr>
-              <w:spacing w:before="40" w:after="40"/>
-            </w:pPr>
-            <w:r>
-              <w:rPr>
-                <w:rFonts w:ascii="Calibri" w:hAnsi="Calibri"/>
-                <w:b w:val="0"/>
-                <w:i w:val="0"/>
-                <w:sz w:val="20"/>
-              </w:rPr>
-              <w:t>Dev Principal / Arquiteto</w:t>
-            </w:r>
-          </w:p>
-        </w:tc>
-      </w:tr>
-      <w:tr>
-        <w:trPr>
-          <w:cantSplit w:val="1"/>
-        </w:trPr>
-        <w:tc>
-          <w:tcPr>
-            <w:tcW w:type="dxa" w:w="2967"/>
-            <w:tcMar>
-              <w:top w:w="60" w:type="dxa"/>
-              <w:bottom w:w="60" w:type="dxa"/>
-              <w:left w:w="100" w:type="dxa"/>
-              <w:right w:w="100" w:type="dxa"/>
-            </w:tcMar>
-          </w:tcPr>
-          <w:p>
-            <w:pPr>
-              <w:spacing w:before="40" w:after="40"/>
-            </w:pPr>
-            <w:r>
-              <w:rPr>
-                <w:rFonts w:ascii="Calibri" w:hAnsi="Calibri"/>
-                <w:b w:val="0"/>
-                <w:i w:val="0"/>
-                <w:sz w:val="20"/>
-              </w:rPr>
-              <w:t>Gustavo Mathias</w:t>
-            </w:r>
-          </w:p>
-        </w:tc>
-        <w:tc>
-          <w:tcPr>
-            <w:tcW w:type="dxa" w:w="2967"/>
-            <w:tcMar>
-              <w:top w:w="60" w:type="dxa"/>
-              <w:bottom w:w="60" w:type="dxa"/>
-              <w:left w:w="100" w:type="dxa"/>
-              <w:right w:w="100" w:type="dxa"/>
-            </w:tcMar>
-          </w:tcPr>
-          <w:p>
-            <w:pPr>
-              <w:spacing w:before="40" w:after="40"/>
-            </w:pPr>
-            <w:r>
-              <w:rPr>
-                <w:rFonts w:ascii="Calibri" w:hAnsi="Calibri"/>
-                <w:b w:val="0"/>
-                <w:i w:val="0"/>
-                <w:sz w:val="20"/>
-              </w:rPr>
-              <w:t>Timeware</w:t>
-            </w:r>
-          </w:p>
-        </w:tc>
-        <w:tc>
-          <w:tcPr>
-            <w:tcW w:type="dxa" w:w="2967"/>
-            <w:tcMar>
-              <w:top w:w="60" w:type="dxa"/>
-              <w:bottom w:w="60" w:type="dxa"/>
-              <w:left w:w="100" w:type="dxa"/>
-              <w:right w:w="100" w:type="dxa"/>
-            </w:tcMar>
-          </w:tcPr>
-          <w:p>
-            <w:pPr>
-              <w:spacing w:before="40" w:after="40"/>
-            </w:pPr>
-            <w:r>
-              <w:rPr>
-                <w:rFonts w:ascii="Calibri" w:hAnsi="Calibri"/>
-                <w:b w:val="0"/>
-                <w:i w:val="0"/>
-                <w:sz w:val="20"/>
-              </w:rPr>
-              <w:t>Dev Backend</w:t>
-            </w:r>
-          </w:p>
-        </w:tc>
-      </w:tr>
-      <w:tr>
-        <w:trPr>
-          <w:cantSplit w:val="1"/>
-        </w:trPr>
-        <w:tc>
-          <w:tcPr>
-            <w:tcW w:type="dxa" w:w="2967"/>
-            <w:tcMar>
-              <w:top w:w="60" w:type="dxa"/>
-              <w:bottom w:w="60" w:type="dxa"/>
-              <w:left w:w="100" w:type="dxa"/>
-              <w:right w:w="100" w:type="dxa"/>
-            </w:tcMar>
-            <w:shd w:val="clear" w:color="auto" w:fill="EBF5FB"/>
-          </w:tcPr>
-          <w:p>
-            <w:pPr>
-              <w:spacing w:before="40" w:after="40"/>
-            </w:pPr>
-            <w:r>
-              <w:rPr>
-                <w:rFonts w:ascii="Calibri" w:hAnsi="Calibri"/>
-                <w:b w:val="0"/>
-                <w:i w:val="0"/>
-                <w:sz w:val="20"/>
-              </w:rPr>
-              <w:t>Renan Kiyoshi</w:t>
+              <w:t>Mateus Veloso</w:t>
             </w:r>
           </w:p>
         </w:tc>
@@ -1124,7 +961,7 @@
                 <w:i w:val="0"/>
                 <w:sz w:val="20"/>
               </w:rPr>
-              <w:t>Cézar Hiraki</w:t>
+              <w:t>Raony Chagas</w:t>
             </w:r>
           </w:p>
         </w:tc>
@@ -1175,169 +1012,6 @@
                 <w:sz w:val="20"/>
               </w:rPr>
               <w:t>Dev Backend</w:t>
-            </w:r>
-          </w:p>
-        </w:tc>
-      </w:tr>
-      <w:tr>
-        <w:trPr>
-          <w:cantSplit w:val="1"/>
-        </w:trPr>
-        <w:tc>
-          <w:tcPr>
-            <w:tcW w:type="dxa" w:w="2967"/>
-            <w:tcMar>
-              <w:top w:w="60" w:type="dxa"/>
-              <w:bottom w:w="60" w:type="dxa"/>
-              <w:left w:w="100" w:type="dxa"/>
-              <w:right w:w="100" w:type="dxa"/>
-            </w:tcMar>
-            <w:shd w:val="clear" w:color="auto" w:fill="EBF5FB"/>
-          </w:tcPr>
-          <w:p>
-            <w:pPr>
-              <w:spacing w:before="40" w:after="40"/>
-            </w:pPr>
-            <w:r>
-              <w:rPr>
-                <w:rFonts w:ascii="Calibri" w:hAnsi="Calibri"/>
-                <w:b w:val="0"/>
-                <w:i w:val="0"/>
-                <w:sz w:val="20"/>
-              </w:rPr>
-              <w:t>João Cruz</w:t>
-            </w:r>
-          </w:p>
-        </w:tc>
-        <w:tc>
-          <w:tcPr>
-            <w:tcW w:type="dxa" w:w="2967"/>
-            <w:tcMar>
-              <w:top w:w="60" w:type="dxa"/>
-              <w:bottom w:w="60" w:type="dxa"/>
-              <w:left w:w="100" w:type="dxa"/>
-              <w:right w:w="100" w:type="dxa"/>
-            </w:tcMar>
-            <w:shd w:val="clear" w:color="auto" w:fill="EBF5FB"/>
-          </w:tcPr>
-          <w:p>
-            <w:pPr>
-              <w:spacing w:before="40" w:after="40"/>
-            </w:pPr>
-            <w:r>
-              <w:rPr>
-                <w:rFonts w:ascii="Calibri" w:hAnsi="Calibri"/>
-                <w:b w:val="0"/>
-                <w:i w:val="0"/>
-                <w:sz w:val="20"/>
-              </w:rPr>
-              <w:t>Timeware</w:t>
-            </w:r>
-          </w:p>
-        </w:tc>
-        <w:tc>
-          <w:tcPr>
-            <w:tcW w:type="dxa" w:w="2967"/>
-            <w:tcMar>
-              <w:top w:w="60" w:type="dxa"/>
-              <w:bottom w:w="60" w:type="dxa"/>
-              <w:left w:w="100" w:type="dxa"/>
-              <w:right w:w="100" w:type="dxa"/>
-            </w:tcMar>
-            <w:shd w:val="clear" w:color="auto" w:fill="EBF5FB"/>
-          </w:tcPr>
-          <w:p>
-            <w:pPr>
-              <w:spacing w:before="40" w:after="40"/>
-            </w:pPr>
-            <w:r>
-              <w:rPr>
-                <w:rFonts w:ascii="Calibri" w:hAnsi="Calibri"/>
-                <w:b w:val="0"/>
-                <w:i w:val="0"/>
-                <w:sz w:val="20"/>
-              </w:rPr>
-              <w:t>Dev Backend</w:t>
-            </w:r>
-          </w:p>
-        </w:tc>
-      </w:tr>
-      <w:tr>
-        <w:trPr>
-          <w:cantSplit w:val="1"/>
-        </w:trPr>
-        <w:tc>
-          <w:tcPr>
-            <w:tcW w:type="dxa" w:w="2967"/>
-            <w:tcMar>
-              <w:top w:w="60" w:type="dxa"/>
-              <w:bottom w:w="60" w:type="dxa"/>
-              <w:left w:w="100" w:type="dxa"/>
-              <w:right w:w="100" w:type="dxa"/>
-            </w:tcMar>
-          </w:tcPr>
-          <w:p>
-            <w:pPr>
-              <w:spacing w:before="40" w:after="40"/>
-            </w:pPr>
-            <w:r>
-              <w:rPr>
-                <w:rFonts w:ascii="Calibri" w:hAnsi="Calibri"/>
-                <w:b w:val="0"/>
-                <w:i w:val="0"/>
-                <w:sz w:val="20"/>
-              </w:rPr>
-              <w:t>David Buena</w:t>
-            </w:r>
-          </w:p>
-        </w:tc>
-        <w:tc>
-          <w:tcPr>
-            <w:tcW w:type="dxa" w:w="2967"/>
-            <w:tcMar>
-              <w:top w:w="60" w:type="dxa"/>
-              <w:bottom w:w="60" w:type="dxa"/>
-              <w:left w:w="100" w:type="dxa"/>
-              <w:right w:w="100" w:type="dxa"/>
-            </w:tcMar>
-          </w:tcPr>
-          <w:p>
-            <w:pPr>
-              <w:spacing w:before="40" w:after="40"/>
-            </w:pPr>
-            <w:r>
-              <w:rPr>
-                <w:rFonts w:ascii="Calibri" w:hAnsi="Calibri"/>
-                <w:b w:val="0"/>
-                <w:i w:val="0"/>
-                <w:sz w:val="20"/>
-              </w:rPr>
-              <w:t>Timeware</w:t>
-            </w:r>
-          </w:p>
-        </w:tc>
-        <w:tc>
-          <w:tcPr>
-            <w:tcW w:type="dxa" w:w="2967"/>
-            <w:tcMar>
-              <w:top w:w="60" w:type="dxa"/>
-              <w:bottom w:w="60" w:type="dxa"/>
-              <w:left w:w="100" w:type="dxa"/>
-              <w:right w:w="100" w:type="dxa"/>
-            </w:tcMar>
-          </w:tcPr>
-          <w:p>
-            <w:pPr>
-              <w:spacing w:before="40" w:after="40"/>
-            </w:pPr>
-            <w:r>
-              <w:rPr>
-                <w:rFonts w:ascii="Calibri" w:hAnsi="Calibri"/>
-                <w:b w:val="0"/>
-                <w:i w:val="0"/>
-                <w:sz w:val="20"/>
-              </w:rPr>
-              <w:t>Infra / DevOps</w:t>
             </w:r>
           </w:p>
         </w:tc>
@@ -1420,7 +1094,7 @@
                 <w:i w:val="0"/>
                 <w:sz w:val="20"/>
               </w:rPr>
-              <w:t>QA / Testes automatizados</w:t>
+              <w:t>Dev Backend</w:t>
             </w:r>
           </w:p>
         </w:tc>
@@ -1450,7 +1124,7 @@
                 <w:i w:val="0"/>
                 <w:sz w:val="20"/>
               </w:rPr>
-              <w:t>Armando Pereira Reis Junior</w:t>
+              <w:t>Caroline Sousa</w:t>
             </w:r>
           </w:p>
         </w:tc>
@@ -1475,7 +1149,7 @@
                 <w:i w:val="0"/>
                 <w:sz w:val="20"/>
               </w:rPr>
-              <w:t>Rede D1000</w:t>
+              <w:t>Timeware</w:t>
             </w:r>
           </w:p>
         </w:tc>
@@ -1500,7 +1174,7 @@
                 <w:i w:val="0"/>
                 <w:sz w:val="20"/>
               </w:rPr>
-              <w:t>Tech Lead / Gestor de TI</w:t>
+              <w:t>QA / Testes automatizados</w:t>
             </w:r>
           </w:p>
         </w:tc>
@@ -1531,7 +1205,7 @@
                 <w:i w:val="0"/>
                 <w:sz w:val="20"/>
               </w:rPr>
-              <w:t>Humberto Erler</w:t>
+              <w:t>Armando Pereira Reis Junior</w:t>
             </w:r>
           </w:p>
         </w:tc>
@@ -1583,7 +1257,7 @@
                 <w:i w:val="0"/>
                 <w:sz w:val="20"/>
               </w:rPr>
-              <w:t>Gerente de TI</w:t>
+              <w:t>Tech Lead / Gestor de TI</w:t>
             </w:r>
           </w:p>
         </w:tc>
@@ -1613,7 +1287,7 @@
                 <w:i w:val="0"/>
                 <w:sz w:val="20"/>
               </w:rPr>
-              <w:t>Helena Moreira</w:t>
+              <w:t>Humberto Erler</w:t>
             </w:r>
           </w:p>
         </w:tc>
@@ -1663,7 +1337,7 @@
                 <w:i w:val="0"/>
                 <w:sz w:val="20"/>
               </w:rPr>
-              <w:t>Coordenadora de Projeto</w:t>
+              <w:t>Gerente de TI</w:t>
             </w:r>
           </w:p>
         </w:tc>
@@ -1694,7 +1368,7 @@
                 <w:i w:val="0"/>
                 <w:sz w:val="20"/>
               </w:rPr>
-              <w:t>Ethierre Leite</w:t>
+              <w:t>Helena Moreira</w:t>
             </w:r>
           </w:p>
         </w:tc>
@@ -1746,7 +1420,7 @@
                 <w:i w:val="0"/>
                 <w:sz w:val="20"/>
               </w:rPr>
-              <w:t>Especialista de Negócio</w:t>
+              <w:t>Coordenadora de Projeto</w:t>
             </w:r>
           </w:p>
         </w:tc>
@@ -1776,7 +1450,7 @@
                 <w:i w:val="0"/>
                 <w:sz w:val="20"/>
               </w:rPr>
-              <w:t>Julielle Santos</w:t>
+              <w:t>Ethierre Leite</w:t>
             </w:r>
           </w:p>
         </w:tc>
@@ -1826,7 +1500,7 @@
                 <w:i w:val="0"/>
                 <w:sz w:val="20"/>
               </w:rPr>
-              <w:t>QA / Testes</w:t>
+              <w:t>Especialista de Negócio</w:t>
             </w:r>
           </w:p>
         </w:tc>
@@ -1857,7 +1531,7 @@
                 <w:i w:val="0"/>
                 <w:sz w:val="20"/>
               </w:rPr>
-              <w:t>Alexandre Henrique</w:t>
+              <w:t>Julielle Santos</w:t>
             </w:r>
           </w:p>
         </w:tc>
@@ -1909,7 +1583,7 @@
                 <w:i w:val="0"/>
                 <w:sz w:val="20"/>
               </w:rPr>
-              <w:t>Arquiteto / Dev</w:t>
+              <w:t>QA / Testes</w:t>
             </w:r>
           </w:p>
         </w:tc>
@@ -1939,7 +1613,7 @@
                 <w:i w:val="0"/>
                 <w:sz w:val="20"/>
               </w:rPr>
-              <w:t>Rafael Nader</w:t>
+              <w:t>Alexandre Henrique</w:t>
             </w:r>
           </w:p>
         </w:tc>
@@ -1989,7 +1663,7 @@
                 <w:i w:val="0"/>
                 <w:sz w:val="20"/>
               </w:rPr>
-              <w:t>Técnico</w:t>
+              <w:t>Arquiteto / Dev</w:t>
             </w:r>
           </w:p>
         </w:tc>
@@ -2020,7 +1694,7 @@
                 <w:i w:val="0"/>
                 <w:sz w:val="20"/>
               </w:rPr>
-              <w:t>Fagner Pereira</w:t>
+              <w:t>Rafael Nader</w:t>
             </w:r>
           </w:p>
         </w:tc>
@@ -2060,6 +1734,86 @@
               <w:right w:w="100" w:type="dxa"/>
             </w:tcMar>
             <w:shd w:val="clear" w:color="auto" w:fill="EBF5FB"/>
+          </w:tcPr>
+          <w:p>
+            <w:pPr>
+              <w:spacing w:before="40" w:after="40"/>
+            </w:pPr>
+            <w:r>
+              <w:rPr>
+                <w:rFonts w:ascii="Calibri" w:hAnsi="Calibri"/>
+                <w:b w:val="0"/>
+                <w:i w:val="0"/>
+                <w:sz w:val="20"/>
+              </w:rPr>
+              <w:t>Técnico</w:t>
+            </w:r>
+          </w:p>
+        </w:tc>
+      </w:tr>
+      <w:tr>
+        <w:trPr>
+          <w:cantSplit w:val="1"/>
+        </w:trPr>
+        <w:tc>
+          <w:tcPr>
+            <w:tcW w:type="dxa" w:w="2967"/>
+            <w:tcMar>
+              <w:top w:w="60" w:type="dxa"/>
+              <w:bottom w:w="60" w:type="dxa"/>
+              <w:left w:w="100" w:type="dxa"/>
+              <w:right w:w="100" w:type="dxa"/>
+            </w:tcMar>
+          </w:tcPr>
+          <w:p>
+            <w:pPr>
+              <w:spacing w:before="40" w:after="40"/>
+            </w:pPr>
+            <w:r>
+              <w:rPr>
+                <w:rFonts w:ascii="Calibri" w:hAnsi="Calibri"/>
+                <w:b w:val="0"/>
+                <w:i w:val="0"/>
+                <w:sz w:val="20"/>
+              </w:rPr>
+              <w:t>Fagner Pereira</w:t>
+            </w:r>
+          </w:p>
+        </w:tc>
+        <w:tc>
+          <w:tcPr>
+            <w:tcW w:type="dxa" w:w="2967"/>
+            <w:tcMar>
+              <w:top w:w="60" w:type="dxa"/>
+              <w:bottom w:w="60" w:type="dxa"/>
+              <w:left w:w="100" w:type="dxa"/>
+              <w:right w:w="100" w:type="dxa"/>
+            </w:tcMar>
+          </w:tcPr>
+          <w:p>
+            <w:pPr>
+              <w:spacing w:before="40" w:after="40"/>
+            </w:pPr>
+            <w:r>
+              <w:rPr>
+                <w:rFonts w:ascii="Calibri" w:hAnsi="Calibri"/>
+                <w:b w:val="0"/>
+                <w:i w:val="0"/>
+                <w:sz w:val="20"/>
+              </w:rPr>
+              <w:t>Rede D1000</w:t>
+            </w:r>
+          </w:p>
+        </w:tc>
+        <w:tc>
+          <w:tcPr>
+            <w:tcW w:type="dxa" w:w="2967"/>
+            <w:tcMar>
+              <w:top w:w="60" w:type="dxa"/>
+              <w:bottom w:w="60" w:type="dxa"/>
+              <w:left w:w="100" w:type="dxa"/>
+              <w:right w:w="100" w:type="dxa"/>
+            </w:tcMar>
           </w:tcPr>
           <w:p>
             <w:pPr>
@@ -2235,7 +1989,7 @@
           <w:i w:val="0"/>
           <w:sz w:val="22"/>
         </w:rPr>
-        <w:t>A Timeware apresentou a equipe completa ao time D1000. Ficou estabelecido que Tiago Nascimento (Timeware) e Armando Junior (D1000) seriam os pontos técnicos primários de cada lado, com Abraão Oliveira como ponto de gestão e Helena Moreira como coordenadora D1000. Humberto Erler participaria das reuniões executivas de status.</w:t>
+        <w:t>A Timeware apresentou a equipe completa ao time D1000. Ficou estabelecido que Cézar Hiraki Velázquez (Timeware) e Armando Junior (D1000) seriam os pontos técnicos primários de cada lado, com Abraão Oliveira como ponto de gestão e Helena Moreira como coordenadora D1000. Humberto Erler participaria das reuniões executivas de status.</w:t>
       </w:r>
     </w:p>
     <w:p>
@@ -2297,7 +2051,7 @@
           <w:i w:val="0"/>
           <w:sz w:val="22"/>
         </w:rPr>
-        <w:t>Erick Coelho apresentou a proposta de arquitetura:</w:t>
+        <w:t>Cézar Hiraki Velázquez apresentou a proposta de arquitetura:</w:t>
       </w:r>
     </w:p>
     <w:p>
@@ -2611,7 +2365,7 @@
           <w:i w:val="0"/>
           <w:sz w:val="22"/>
         </w:rPr>
-        <w:t>). David Buena (Infra/DevOps Timeware) ficou responsável por receber e validar os acessos.</w:t>
+        <w:t>). Cézar Hiraki Velázquez (Infra/DevOps Timeware) ficou responsável por receber e validar os acessos.</w:t>
       </w:r>
     </w:p>
     <w:p>
@@ -2875,7 +2629,7 @@
                 <w:i w:val="0"/>
                 <w:sz w:val="20"/>
               </w:rPr>
-              <w:t>Erick Coelho (Timeware) + Armando Junior (D1000)</w:t>
+              <w:t>Cézar Hiraki Velázquez (Timeware) + Armando Junior (D1000)</w:t>
             </w:r>
           </w:p>
         </w:tc>
@@ -2981,7 +2735,7 @@
                 <w:i w:val="0"/>
                 <w:sz w:val="20"/>
               </w:rPr>
-              <w:t>Tiago Nascimento (Timeware)</w:t>
+              <w:t>Cézar Hiraki Velázquez (Timeware)</w:t>
             </w:r>
           </w:p>
         </w:tc>
@@ -3089,7 +2843,7 @@
                 <w:i w:val="0"/>
                 <w:sz w:val="20"/>
               </w:rPr>
-              <w:t>Erick Coelho</w:t>
+              <w:t>Cézar Hiraki Velázquez</w:t>
             </w:r>
           </w:p>
         </w:tc>
@@ -3623,7 +3377,7 @@
                 <w:i w:val="0"/>
                 <w:sz w:val="20"/>
               </w:rPr>
-              <w:t>Tiago Nascimento (Timeware)</w:t>
+              <w:t>Cézar Hiraki Velázquez (Timeware)</w:t>
             </w:r>
           </w:p>
         </w:tc>
@@ -4072,7 +3826,7 @@
                 <w:i w:val="0"/>
                 <w:sz w:val="20"/>
               </w:rPr>
-              <w:t>Ethierre Leite (D1000) + Erick Coelho (Timeware)</w:t>
+              <w:t>Ethierre Leite (D1000) + Cézar Hiraki Velázquez (Timeware)</w:t>
             </w:r>
           </w:p>
         </w:tc>
@@ -4154,7 +3908,7 @@
                 <w:i w:val="0"/>
                 <w:sz w:val="20"/>
               </w:rPr>
-              <w:t>David Buena (Timeware)</w:t>
+              <w:t>Cézar Hiraki Velázquez (Timeware)</w:t>
             </w:r>
           </w:p>
         </w:tc>
@@ -4317,7 +4071,7 @@
                 <w:i w:val="0"/>
                 <w:sz w:val="20"/>
               </w:rPr>
-              <w:t>Tiago Nascimento / Erick Coelho</w:t>
+              <w:t>Cézar Hiraki Velázquez</w:t>
             </w:r>
           </w:p>
         </w:tc>

--- a/mps-nivel-c/oficial/04_registros/PROFARMA_Cadastro-de-Clientes/ATA-PROFARMA01-001_Ata-de-Kickoff.docx
+++ b/mps-nivel-c/oficial/04_registros/PROFARMA_Cadastro-de-Clientes/ATA-PROFARMA01-001_Ata-de-Kickoff.docx
@@ -4463,7 +4463,7 @@
                 <w:i w:val="0"/>
                 <w:sz w:val="20"/>
               </w:rPr>
-              <w:t>Time de Melhoria Contínua</w:t>
+              <w:t>Abraão Oliveira</w:t>
             </w:r>
           </w:p>
         </w:tc>
